--- a/WiFi_Indoor_Localization_Report.docx
+++ b/WiFi_Indoor_Localization_Report.docx
@@ -48,7 +48,7 @@
           <w:sz w:val="22"/>
           <w:szCs w:val="22"/>
         </w:rPr>
-        <w:t xml:space="preserve">室内环境中GPS信号失效，WiFi指纹定位（利用环境中多个WiFi接入点的信号强度RSSI反推设备位置）是常见的替代方案。本项目基于公开数据集UJIIndoorLoc，用随机森林、KNN和神经网络完成了建筑、楼层的分类预测和具体坐标的回归预测，并在房间预测中专门检查了评估方式是否可靠。说白了，就是让模型只看WiFi信号的强弱，猜出手机在哪栋楼、哪一层、具体在哪个位置。</w:t>
+        <w:t xml:space="preserve">室内环境中GPS信号失效，WiFi指纹定位（利用环境中多个WiFi接入点的信号强度RSSI反推设备位置）是常见的替代方案。本项目基于公开数据集UJIIndoorLoc，构建机器学习模型，实现基于WiFi信号强度的建筑、楼层预测与坐标回归，并对房间预测的评估可靠性进行了检查。</w:t>
       </w:r>
     </w:p>
     <w:p>
@@ -1464,7 +1464,7 @@
           <w:sz w:val="22"/>
           <w:szCs w:val="22"/>
         </w:rPr>
-        <w:t xml:space="preserve">第四节说明了随机切分会带来数据泄漏，所以从这一节开始，建筑预测和第十三节的坐标回归都改为：用全部训练集训练，直接在官方独立验证集上评估，不再从训练集里切出20%做验证。</w:t>
+        <w:t xml:space="preserve">第四节表明随机切分会造成数据泄漏，因此建筑预测（本节）和坐标回归（第十三节）均使用全部训练集训练，并直接在官方独立验证集上评估。</w:t>
       </w:r>
     </w:p>
     <w:p>
@@ -1612,7 +1612,7 @@
           <w:sz w:val="22"/>
           <w:szCs w:val="22"/>
         </w:rPr>
-        <w:t xml:space="preserve">随机森林在1111条官方验证记录中只错了1条（99.91%），KNN为99.64%。这里的高准确率与第四节的99.6%性质不同：99.6%来自存在泄漏的随机切分，而这里用的是独立验证集。建筑预测之所以容易，可能是因为三栋楼彼此相隔较远，各自能收到的WiFi接入点基本不同，信号组合的差别很明显。</w:t>
+        <w:t xml:space="preserve">随机森林在1111条官方验证记录中仅错1条（准确率99.91%），KNN为99.64%。该结果来自独立验证集，与第四节存在泄漏的99.6%性质不同。建筑预测准确率高，可能是因为三栋建筑相距较远，各自覆盖的WiFi接入点基本不同，信号组合差异明显。</w:t>
       </w:r>
     </w:p>
     <w:p>
@@ -1626,7 +1626,7 @@
           <w:sz w:val="22"/>
           <w:szCs w:val="22"/>
         </w:rPr>
-        <w:t xml:space="preserve">从建筑（3类）到楼层（5类），再到后面的房间和具体坐标，预测的粒度越来越细，任务也越来越难，这一点在后面的结果中会反复体现。</w:t>
+        <w:t xml:space="preserve">从建筑（3类）、楼层（5类）到房间和具体坐标，预测粒度逐渐变细，任务难度也随之增加。</w:t>
       </w:r>
     </w:p>
     <w:p>
@@ -2538,7 +2538,7 @@
           <w:sz w:val="22"/>
           <w:szCs w:val="22"/>
         </w:rPr>
-        <w:t xml:space="preserve">这里检查的是加入楼层、建筑特征后的v2模型（见8.3节）：它的验证集准确率与基线几乎相同（85.98%对86.08%），所以用它来观察过拟合情况；基线模型本身没有单独计算训练集准确率。训练集与验证集准确率相差约11个百分点，判断存在过拟合（模型记忆了部分训练细节，而非仅学到通用规律）。</w:t>
+        <w:t xml:space="preserve">此处检查的是加入楼层、建筑特征后的v2模型（见8.3节），其验证集准确率与基线基本相同（85.98%对86.08%）；基线模型未单独计算训练集准确率。训练集与验证集准确率相差约11个百分点，判断存在过拟合（模型记忆了部分训练细节，而非仅学到通用规律）。</w:t>
       </w:r>
     </w:p>
     <w:p>
@@ -4608,7 +4608,7 @@
           <w:sz w:val="22"/>
           <w:szCs w:val="22"/>
         </w:rPr>
-        <w:t xml:space="preserve">当时把这一现象看作8.2节中“多种参数调整均未能明显突破86%左右”的原因，即初步判断瓶颈在于样本分布不均衡。但第十二节的进一步检查表明，随机切分这种评估方式本身对结果的影响更大，这一判断需要修正。</w:t>
+        <w:t xml:space="preserve">这一现象当时被视为8.2节中“多种参数调整均未能明显突破86%左右”的原因，即初步判断瓶颈在于样本分布不均衡。第十二节的进一步检查表明，评估方式本身对结果的影响更大，该判断需要修正。</w:t>
       </w:r>
     </w:p>
     <w:p>
@@ -6334,7 +6334,7 @@
           <w:sz w:val="22"/>
           <w:szCs w:val="22"/>
         </w:rPr>
-        <w:t xml:space="preserve">第七到十一节的房间结果都来自训练集内部的随机切分。第四节已经发现，随机切分会让同一位置的重复测量同时出现在训练集和验证集中；而官方验证集又没有房间标签，没法像楼层那样用独立数据检验。因此这一节换一种切分方式，检查房间预测的评估是否可靠。</w:t>
+        <w:t xml:space="preserve">第七至十一节的房间结果均来自训练集内部的随机切分。由于随机切分会使同一位置的重复测量同时出现在训练集和验证集中，而官方验证集又未提供房间标签，本节改用按位置分组的切分方式，检查房间预测评估的可靠性。</w:t>
       </w:r>
     </w:p>
     <w:p>
@@ -6358,7 +6358,7 @@
           <w:sz w:val="22"/>
           <w:szCs w:val="22"/>
         </w:rPr>
-        <w:t xml:space="preserve">做法是把坐标四舍五入后当作“位置组”，再用GroupShuffleSplit切分，保证同一个位置组的记录只会出现在训练集或验证集中的一边。先确定四舍五入的精度：</w:t>
+        <w:t xml:space="preserve">具体做法：将坐标四舍五入后作为“位置组”，再用GroupShuffleSplit切分，保证同一位置组的记录只出现在训练集或验证集中的一侧。四舍五入精度的选择如下：</w:t>
       </w:r>
     </w:p>
     <w:p>
@@ -6753,7 +6753,7 @@
           <w:sz w:val="22"/>
           <w:szCs w:val="22"/>
         </w:rPr>
-        <w:t xml:space="preserve">切分后训练集16259条、验证集3678条。这一次初步的位置分组实验使用原始SPACEID标签和300棵树，房间分类准确率从随机切分时的86.84%降到了6.25%。后面的12.2节会说明，SPACEID并不能唯一标识物理房间，因此之后的实验改用唯一房间标签，并且由于内存限制改用100棵树。</w:t>
+        <w:t xml:space="preserve">切分后训练集16259条、验证集3678条。该初步实验使用原始SPACEID标签和300棵树，房间分类准确率由随机切分时的86.84%降至6.25%。由于SPACEID不能唯一标识物理房间（见12.2节），后续实验改用唯一房间标签，并因内存限制改用100棵树。</w:t>
       </w:r>
     </w:p>
     <w:p>
@@ -6777,7 +6777,7 @@
           <w:sz w:val="22"/>
           <w:szCs w:val="22"/>
         </w:rPr>
-        <w:t xml:space="preserve">房间预测的准确率下降幅度很大，因此有必要进一步检查房间标签的定义是否合理：</w:t>
+        <w:t xml:space="preserve">房间预测准确率下降幅度很大，因此需要进一步检查房间标签的定义是否合理：</w:t>
       </w:r>
     </w:p>
     <w:p>
@@ -6889,7 +6889,7 @@
           <w:sz w:val="22"/>
           <w:szCs w:val="22"/>
         </w:rPr>
-        <w:t xml:space="preserve">123个SPACEID中，有86个出现在不止一栋建筑里，105个出现在不止一个楼层里。也就是说，SPACEID只是在各栋楼、各层楼内部的编号，同一个编号在不同楼层代表不同的物理房间。因此用“建筑+楼层+SPACEID”组合成唯一的房间标签：</w:t>
+        <w:t xml:space="preserve">123个SPACEID中，有86个出现在不止一栋建筑中，105个出现在不止一个楼层中，说明SPACEID只是各建筑、各楼层内部的编号，同一编号在不同楼层对应不同的物理房间。因此用“建筑+楼层+SPACEID”组合构造唯一房间标签：</w:t>
       </w:r>
     </w:p>
     <w:p>
@@ -6974,7 +6974,7 @@
           <w:sz w:val="22"/>
           <w:szCs w:val="22"/>
         </w:rPr>
-        <w:t xml:space="preserve">修正后共有735个不同的房间，之前的123类实际上把多个不同的房间合并成了同一类。用修正后的标签，分别在随机切分和按位置分组切分下重新评估：</w:t>
+        <w:t xml:space="preserve">修正后共有735个不同的房间，原有的123类实际上将多个物理房间合并为同一类。使用修正后的标签，分别在随机切分和位置分组切分下重新评估：</w:t>
       </w:r>
     </w:p>
     <w:p>
@@ -7090,7 +7090,7 @@
           <w:sz w:val="22"/>
           <w:szCs w:val="22"/>
         </w:rPr>
-        <w:t xml:space="preserve">5.57%还不能直接理解为模型的分类能力，还要看验证集里的房间在训练集里有没有出现过：普通分类器只能预测训练时见过的类别，没见过的房间无论如何都答不对。</w:t>
+        <w:t xml:space="preserve">5.57%不能直接理解为模型的分类能力，还需检查验证集中的房间是否在训练集中出现过：普通分类器只能预测训练时见过的类别，对未见过的房间无法给出正确预测。</w:t>
       </w:r>
     </w:p>
     <w:p>
@@ -7370,7 +7370,7 @@
           <w:sz w:val="22"/>
           <w:szCs w:val="22"/>
         </w:rPr>
-        <w:t xml:space="preserve">验证集共有168个房间，其中111个在训练集里从未出现，这部分记录占验证集的63.2%。每个房间只分布在1到3个位置组里（中位数为1），说明按位置分组切分基本等同于按房间切分：一个房间的记录往往整体落在训练集或验证集中的一边。再单独计算训练集见过的房间的准确率：</w:t>
+        <w:t xml:space="preserve">验证集共有168个房间，其中111个在训练集中从未出现，这部分记录占验证集的63.2%。每个房间只分布在1到3个位置组中（中位数为1），说明按位置分组切分基本等同于按房间切分：一个房间的记录往往整体落在训练集或验证集中的一侧。进一步单独计算训练集中已见房间的准确率：</w:t>
       </w:r>
     </w:p>
     <w:p>
@@ -7506,7 +7506,7 @@
           <w:sz w:val="22"/>
           <w:szCs w:val="22"/>
         </w:rPr>
-        <w:t xml:space="preserve">只看训练集见过的房间，准确率为15.13%。整体准确率正好与之对得上：36.8%（已见房间记录占比）× 15.13% ≈ 5.57%，即猜对的记录全部来自已见房间，未见房间的部分全部预测错误。</w:t>
+        <w:t xml:space="preserve">只看训练集中已见过的房间，准确率为15.13%。整体准确率与之吻合：36.8%（已见房间记录占比）× 15.13% ≈ 5.57%，即正确预测全部来自已见房间，未见房间部分全部预测错误。</w:t>
       </w:r>
     </w:p>
     <w:p>
@@ -7572,7 +7572,7 @@
           <w:sz w:val="22"/>
           <w:szCs w:val="22"/>
         </w:rPr>
-        <w:t xml:space="preserve">因此，房间分类准确率不适合用来衡量模型在新位置上的定位能力。下一节改用坐标回归：它预测连续的米制坐标，官方验证集提供了真实坐标，可以直接算出误差多少米。不过，坐标回归能不能泛化到训练时没见过的位置，需要单独检验（见13.3、13.4）。</w:t>
+        <w:t xml:space="preserve">因此，房间分类准确率不适合用来衡量模型在新位置上的定位能力。下一节改用坐标回归：坐标为连续的米制数值，官方验证集提供了真实坐标，可以直接计算以米为单位的定位误差。不过，坐标回归能否泛化到训练时未见过的位置，需要单独检验（见13.3、13.4节）。</w:t>
       </w:r>
     </w:p>
     <w:p>
@@ -7596,7 +7596,7 @@
           <w:sz w:val="22"/>
           <w:szCs w:val="22"/>
         </w:rPr>
-        <w:t xml:space="preserve">坐标回归的输入仍然是520个WiFi信号强度，输出变成两个连续数值：LONGITUDE（东西方向）和LATITUDE（南北方向）。因为坐标是米制的，可以直接算出预测位置和真实位置相差多少米。与第五节一样，这里用全部训练集训练、在官方独立验证集上评估。</w:t>
+        <w:t xml:space="preserve">坐标回归的输入仍为520个WiFi信号强度，输出为两个连续数值：LONGITUDE（东西方向）和LATITUDE（南北方向）。由于坐标为米制，可直接计算预测位置与真实位置之间的距离。与第五节相同，使用全部训练集训练、在官方独立验证集上评估。</w:t>
       </w:r>
     </w:p>
     <w:p>
@@ -7620,7 +7620,7 @@
           <w:sz w:val="22"/>
           <w:szCs w:val="22"/>
         </w:rPr>
-        <w:t xml:space="preserve">评估方式：数据给出的是东西、南北两个方向各偏了多少，用勾股定理把两个方向的偏差合成为直线距离，就是每个点的定位误差。由于少数偏得很远的点会把平均值拉高，这里同时报告平均误差、中位数误差和90%分位误差。MLP使用标准化后的输入（X_train_s、X_test_s）。这两个变量是在本节所用的新notebook开头生成的，标准化器只在完整训练集上拟合，测试集只做transform：</w:t>
+        <w:t xml:space="preserve">评估方式：分别计算预测点在东西、南北两个方向上的偏差，再用勾股定理合成为直线距离，作为每个点的定位误差。由于少数偏差很大的点会拉高平均值，同时报告平均误差、中位数误差和90%分位误差。MLP使用标准化后的输入（X_train_s、X_test_s），二者在本节所用notebook开头生成，标准化器只在完整训练集上拟合，测试集只做transform：</w:t>
       </w:r>
     </w:p>
     <w:p>
@@ -8407,7 +8407,7 @@
           <w:sz w:val="22"/>
           <w:szCs w:val="22"/>
         </w:rPr>
-        <w:t xml:space="preserve">米数不如准确率直观，所以再统计三个模型误差在5米、10米、20米以内的点各占多少（作为参照，一间普通教室宽约8到10米）：</w:t>
+        <w:t xml:space="preserve">为便于直观比较，进一步统计三个模型误差在5米、10米、20米以内的点所占比例：</w:t>
       </w:r>
     </w:p>
     <w:p>
@@ -8955,7 +8955,7 @@
           <w:sz w:val="22"/>
           <w:szCs w:val="22"/>
         </w:rPr>
-        <w:t xml:space="preserve">KNN在所有指标上都最好：一半的点误差在5.35米以内，73.7%的点在10米以内。平均误差（8.95米）明显大于中位数（5.35米），说明有少数点偏得比较远。这与楼层预测中随机森林略优于KNN（90.5% vs 90.0%）的情况不同。一个可能的原因是，KNN直接对信号最相似的几个历史采集点的坐标取平均，而信号相似的点往往物理位置也接近；这只是推测，本项目没有单独验证。MLP仍然是三个模型中最弱的，与楼层预测的结论一致。</w:t>
+        <w:t xml:space="preserve">KNN在所有指标上均最优：一半的点误差在5.35米以内，73.7%的点在10米以内。平均误差（8.95米）明显大于中位数（5.35米），说明存在少数偏差较大的点。这与楼层预测中随机森林略优于KNN（90.5% vs 90.0%）的情况不同。可能的原因是，KNN直接对信号最相似的几个历史采集点的坐标取平均，而信号相似的点往往物理位置也接近；这只是推测，本项目未单独验证。MLP仍是三个模型中最弱的，与楼层预测的结论一致。</w:t>
       </w:r>
     </w:p>
     <w:p>
@@ -8979,7 +8979,7 @@
           <w:sz w:val="22"/>
           <w:szCs w:val="22"/>
         </w:rPr>
-        <w:t xml:space="preserve">第十二节说明，房间分类的问题出在验证集包含训练时没见过的位置。所以这里也要检查：官方验证集的采集点，离训练集的采集点有多远？</w:t>
+        <w:t xml:space="preserve">第十二节表明，房间分类的问题在于验证集包含训练时未见过的位置。因此，这里同样需要检查官方验证集的采集点与训练集采集点之间的距离：</w:t>
       </w:r>
     </w:p>
     <w:p>
@@ -9141,7 +9141,7 @@
           <w:sz w:val="22"/>
           <w:szCs w:val="22"/>
         </w:rPr>
-        <w:t xml:space="preserve">值得注意的是，训练集里明明有离验证点不到1米的采集点，KNN的中位数误差仍有5.35米。这可能与WiFi信号随时间、设备发生变化有关，但本项目没有单独验证这一原因。</w:t>
+        <w:t xml:space="preserve">此外，尽管训练集中存在距验证点不到1米的采集点，KNN的中位数误差仍为5.35米。这可能与WiFi信号随时间、设备发生的变化有关，但本项目未单独验证这一原因。</w:t>
       </w:r>
     </w:p>
     <w:p>
